--- a/Versions-html-and-docx/section_cordes_v6.docx
+++ b/Versions-html-and-docx/section_cordes_v6.docx
@@ -115,7 +115,7 @@
           <w:i/>
           <w:sz w:val="20"/>
         </w:rPr>
-        <w:t>Son brillant et expressif, extrêmement large tessiture spectrale. F1=506 Hz (/o/) — résonance grave de la caisse (σ=376 Hz, très variable selon le registre). F2=1 518 Hz extrêmement instable (σ=651 Hz). Le Fp centroïde à 1 253 Hz (zone /a/) est 3.3× plus stable. Le « bridge hill » — résonance mécanique du chevalet — amplifie sélectivement la zone F3–F5 (2 347–3 908 Hz), caractéristique spectrale la plus stable du violon. Giesler et Meyer convergent sur 1 000–1 200 Hz ; Backus (2 000–3 000) capturait la zone bridge hill. Convergence clé : F1 violon (506) ≈ F1 basson (495), Δ=11 Hz — même zone /o/.</w:t>
+        <w:t>Son brillant et expressif, extrêmement large tessiture spectrale. F1=506 Hz (/o/) — résonance grave de la caisse (σ=376 Hz, très variable selon le registre). F2=1 518 Hz extrêmement instable (σ=651 Hz). Le Fp centroïde à 1 253 Hz (zone /a/) est 3.3× plus stable. Le « bridge hill » — résonance mécanique du chevalet — amplifie sélectivement la zone F3–F5 (2 347–3 908 Hz), caractéristique spectrale la plus stable du violon. Giesler et Meyer convergent sur 1 000–1 200 Hz ; Backus (2 000–3 000) capturait la zone bridge hill. Convergence clé : F1 violon (506) ≈ F1 basson (495), Δ=11 Hz — même zone /o/. Analyse par registre : contrairement à la plupart des vents, le F1 du violon est relativement stable à travers les registres : grave (452 Hz), médium (355 Hz), aigu (355 Hz), suraigu (398 Hz) — tous dans la zone /o/–/å/. Cela reflète la résonance de la caisse, qui domine le spectre indépendamment de la corde jouée. Les registres médium et aigu (F1=355 Hz) convergent exactement avec la clarinette Sib en registre de gorge (Δ=0 Hz) — base acoustique de la doublure clarinette-violon (Mozart, Brahms). Le registre suraigu (F1=398 Hz) converge avec l'alto aigu (Δ=0 Hz) — continuité spectrale cordes aiguës. Le Fp est stable (785–915 Hz, variation 16 %).</w:t>
       </w:r>
     </w:p>
     <w:p>
@@ -9280,7 +9280,7 @@
           <w:i/>
           <w:sz w:val="20"/>
         </w:rPr>
-        <w:t>Son plus sombre et mélancolique que le violon. F1=377 Hz (/å/) — résonance de la caisse (σ=202 Hz). Giesler (220–600 Hz), Meyer (/o/–/a/, 400–1 200 Hz). Le « bridge hill » de l'alto (zone F3 ~1 540 Hz) est plus bas que celui du violon (~2 347 Hz), ce qui explique sa couleur plus sombre. Fp=1 300 Hz (zone /a/), proche du violon Fp=1 253 Hz (Δ=47 Hz) — les deux instruments partagent un centroïde spectral commun. L'alto est dans la zone de transition /å/–/o/, ni la brillance du violon ni la plénitude du violoncelle.</w:t>
+        <w:t>Son plus sombre et mélancolique que le violon. F1=377 Hz (/å/) — résonance de la caisse (σ=202 Hz). Giesler (220–600 Hz), Meyer (/o/–/a/, 400–1 200 Hz). Le « bridge hill » de l'alto (zone F3 ~1 540 Hz) est plus bas que celui du violon (~2 347 Hz), ce qui explique sa couleur plus sombre. Fp=1 300 Hz (zone /a/), proche du violon Fp=1 253 Hz (Δ=47 Hz) — les deux instruments partagent un centroïde spectral commun. L'alto est dans la zone de transition /å/–/o/, ni la brillance du violon ni la plénitude du violoncelle. Analyse par registre : F1 très stable : grave (366 Hz), médium (323 Hz), aigu (398 Hz), suraigu (366 Hz) — tous dans la zone /å/–/o/. Le registre médium (F1=323 Hz) converge exactement avec le cor médium et la trompette médium (Δ=0 Hz) — le « super-cluster » à 323 Hz. Le registre grave (F1=366 Hz) converge avec le basson haut-médium (F1=377 Hz, Δ=11 Hz). Le Fp décroît de 1 238 Hz (grave) à 1 032 Hz (suraigu), reflétant l'évolution du bridge hill avec le registre.</w:t>
       </w:r>
     </w:p>
     <w:p>
@@ -18327,7 +18327,7 @@
           <w:i/>
           <w:sz w:val="20"/>
         </w:rPr>
-        <w:t>Son chaud et expressif, grande profondeur harmonique. F1=205 Hz (/u/) — résonance de la table d'harmonie (σ=287 Hz). F2=506 Hz (/o/) — second mode mais nettement dominant dans le rayonnement perceptuel. La fusion légendaire violoncelle–basson s'explique par la quasi-identité F2 violoncelle (506 Hz) ≈ F1 basson (495 Hz), Δ=11 Hz — deux instruments atteignant la même zone /o/ par des mécanismes acoustiques différents (table d'harmonie vs colonne d'air). Convergences F1 : Trombone (237 Hz, Δ=32 Hz), Tuba basse (226 Hz, Δ=21 Hz). Fp=1 242 Hz converge avec Trombone Fp=1 218 Hz (Δ=24 Hz) et Tuba Fp=1 206 Hz (Δ=36 Hz).</w:t>
+        <w:t>Son chaud et expressif, grande profondeur harmonique. F1=205 Hz (/u/) — résonance de la table d'harmonie (σ=287 Hz). F2=506 Hz (/o/) — second mode mais nettement dominant dans le rayonnement perceptuel. La fusion légendaire violoncelle–basson s'explique par la quasi-identité F2 violoncelle (506 Hz) ≈ F1 basson (495 Hz), Δ=11 Hz — deux instruments atteignant la même zone /o/ par des mécanismes acoustiques différents (table d'harmonie vs colonne d'air). Convergences F1 : Trombone (237 Hz, Δ=32 Hz), Tuba basse (226 Hz, Δ=21 Hz). Fp=1 242 Hz converge avec Trombone Fp=1 218 Hz (Δ=24 Hz) et Tuba Fp=1 206 Hz (Δ=36 Hz). Analyse par registre : F1 très stable dans les 4 registres : grave (194 Hz), médium (194 Hz), aigu (237 Hz), suraigu (205 Hz) — tous dans la zone /u/. La résonance de la table d'harmonie domine le spectre quel que soit le registre, contrairement aux vents où F1 monte avec la tessiture. Le registre aigu (F1=237 Hz) converge exactement avec le cor pédale et la contrebasse suraigu (Δ=0 Hz). Le registre suraigu (F1=205 Hz) converge avec le tuba basse grave et médium (Δ=0 Hz). Le Fp est stable (965–1 020 Hz, variation 6 %).</w:t>
       </w:r>
     </w:p>
     <w:p>
@@ -27886,7 +27886,7 @@
           <w:i/>
           <w:sz w:val="20"/>
         </w:rPr>
-        <w:t>Son très grave, fondation harmonique de l'orchestre. F1=172 Hz (/u/) — résonance fondamentale de la caisse (σ=36 Hz — le F1 le plus stable de toutes les cordes). Giesler : Hauptformant 70–250 Hz (/u/), Nebenformant 400 Hz (/o/). F2=474 Hz confirme ce Nebenformant. Fp=1 235 Hz, quasi-identique au violoncelle (1 242, Δ=7 Hz) — les deux partagent le même centroïde spectral. Convergence F1 : Tuba contrebasse (226 Hz, Δ=54 Hz).</w:t>
+        <w:t>Son très grave, fondation harmonique de l'orchestre. F1=172 Hz (/u/) — résonance fondamentale de la caisse (σ=36 Hz — le F1 le plus stable de toutes les cordes). Giesler : Hauptformant 70–250 Hz (/u/), Nebenformant 400 Hz (/o/). F2=474 Hz confirme ce Nebenformant. Fp=1 235 Hz, quasi-identique au violoncelle (1 242, Δ=7 Hz) — les deux partagent le même centroïde spectral. Convergence F1 : Tuba contrebasse (226 Hz, Δ=54 Hz). Analyse par registre : F1 extrêmement stable : grave (161 Hz), médium (161 Hz), aigu (172 Hz), suraigu (237 Hz) — ancré dans la zone /u/. Le registre suraigu (F1=237 Hz) converge exactement avec le violoncelle aigu et le cor pédale (Δ=0 Hz). Le Fp croît légèrement de 1 283 Hz (grave) à 1 385 Hz (suraigu), convergeant avec le trombone (Fp ≈ 1 217–1 290 Hz, Δ ≤ 20 Hz) dans tous les registres.</w:t>
       </w:r>
     </w:p>
     <w:p>
@@ -36725,7 +36725,7 @@
           <w:i/>
           <w:sz w:val="20"/>
         </w:rPr>
-        <w:t>F1 ensemble = 495 Hz — quasi-identique au solo (506 Hz, Δ=−2 %). L'effet de section ne déplace pas F1 mais lisse les harmoniques supérieurs : F2 passe de 1 518 Hz (solo) à 1 163 Hz (ensemble, −23 %) ; F3 de 2 347 à 1 970 Hz (−16 %). Le résultat perceptif est un timbre plus fondu et homogène — moins de relief spectral individuel, plus de continuité collective. C'est cet aplatissement de F2–F3 qui donne aux sections de violons leur texture caractéristique, distincte du soliste.</w:t>
+        <w:t>F1 ensemble = 495 Hz — quasi-identique au solo (506 Hz, Δ=−2 %). L'effet de section ne déplace pas F1 mais lisse les harmoniques supérieurs : F2 passe de 1 518 Hz (solo) à 1 163 Hz (ensemble, −23 %) ; F3 de 2 347 à 1 970 Hz (−16 %). Le résultat perceptif est un timbre plus fondu et homogène — moins de relief spectral individuel, plus de continuité collective. C'est cet aplatissement de F2–F3 qui donne aux sections de violons leur texture caractéristique, distincte du soliste. Par registre : F1 stable (345–474 Hz) comme le soliste, tous registres dans la zone /o/–/å/. Le registre médium (F1=345 Hz) et aigu (F1=355 Hz) sont quasi-identiques au violon solo — les convergences de registre du soliste (clarinette gorge, cor médium) restent valides pour la section. Le Fp ensemble (889–1 041 Hz) est légèrement plus élevé que le solo (785–915 Hz), reflétant le lissage collectif du bridge hill.</w:t>
       </w:r>
     </w:p>
     <w:p>
@@ -38593,7 +38593,7 @@
           <w:i/>
           <w:sz w:val="20"/>
         </w:rPr>
-        <w:t>F1 ensemble = 366 Hz (zone /å/–/o/) — proche du solo (377 Hz, Δ=−3 %). F2 passe de 829 Hz (solo) à 764 Hz (ensemble, −8 %). L'effet de section est plus modeste pour l'alto que pour le violon, mais suit le même schéma d'homogénéisation des harmoniques supérieurs. La couleur sombre et mélancolique de l'instrument est préservée en section.</w:t>
+        <w:t>F1 ensemble = 366 Hz (zone /å/–/o/) — proche du solo (377 Hz, Δ=−3 %). F2 passe de 829 Hz (solo) à 764 Hz (ensemble, −8 %). L'effet de section est plus modeste pour l'alto que pour le violon, mais suit le même schéma d'homogénéisation des harmoniques supérieurs. La couleur sombre et mélancolique de l'instrument est préservée en section. Par registre : F1 stable (312–366 Hz), zone /o/. Le registre médium (F1=312 Hz) et aigu (F1=366 Hz) suivent le même profil que le soliste. Le Fp décroît de 994 Hz (grave) à 876 Hz (suraigu), légèrement plus bas que le soliste (1 032–1 238 Hz) — l'effet de section abaisse le centroïde spectral.</w:t>
       </w:r>
     </w:p>
     <w:p>
@@ -40351,7 +40351,7 @@
           <w:i/>
           <w:sz w:val="20"/>
         </w:rPr>
-        <w:t>F1 ensemble = 205 Hz — identique au solo. F2 passe de 506 Hz (solo) à 474 Hz (ensemble, −6 %). La section violoncelle maintient intégralement la couleur /u/ du soliste, avec un léger lissage des harmoniques supérieurs. Elle partage la zone /u/ avec le tuba basse (226 Hz) et la contrebasse (172 Hz).</w:t>
+        <w:t>F1 ensemble = 205 Hz — identique au solo. F2 passe de 506 Hz (solo) à 474 Hz (ensemble, −6 %). La section violoncelle maintient intégralement la couleur /u/ du soliste, avec un léger lissage des harmoniques supérieurs. Elle partage la zone /u/ avec le tuba basse (226 Hz) et la contrebasse (172 Hz). Par registre : F1 stable (194–237 Hz), ancré en /u/ comme le soliste. Le Fp ensemble (1 411–1 521 Hz) est nettement plus élevé que le solo (965–1 020 Hz) — l'effet de section déplace le centroïde vers l'aigu, augmentant la brillance collective. Le registre aigu (Fp=1 521 Hz) converge avec le hautbois Fp global (1 482 Hz, Δ=39 Hz).</w:t>
       </w:r>
     </w:p>
     <w:p>
@@ -42109,7 +42109,7 @@
           <w:i/>
           <w:sz w:val="20"/>
         </w:rPr>
-        <w:t>Technique non-vibrato (seule disponible dans la base). F1=172 Hz — identique au solo. F2 passe de 474 Hz (solo) à 441 Hz (ensemble, −7 %). La fondation grave de l'orchestre reste strictement dans la zone /u/, avec une homogénéisation légère des harmoniques médiums en section.</w:t>
+        <w:t>Technique non-vibrato (seule disponible dans la base). F1=172 Hz — identique au solo. F2 passe de 474 Hz (solo) à 441 Hz (ensemble, −7 %). La fondation grave de l'orchestre reste strictement dans la zone /u/, avec une homogénéisation légère des harmoniques médiums en section. Par registre : F1 stable (161–194 Hz), le plus stable de toutes les sections. Le Fp croît légèrement de 1 110 Hz (grave) à 1 191 Hz (suraigu), nettement plus bas que le soliste (1 283–1 385 Hz) — l'effet de section abaisse le centroïde de ~150 Hz, renforçant la fondation grave collective.</w:t>
       </w:r>
     </w:p>
     <w:p>
